--- a/s07-sql/m39-sql-avanzado/m39-sql-avanzado-solucion.docx
+++ b/s07-sql/m39-sql-avanzado/m39-sql-avanzado-solucion.docx
@@ -52,7 +52,7 @@
               <a:graphicData uri="http://schemas.openxmlformats.org/drawingml/2006/picture">
                 <pic:pic>
                   <pic:nvPicPr>
-                    <pic:cNvPr descr="D:\jcc\ebac-cientifico-datos\S07-SQL\M39-sql-avanzado\request-01.png" id="22" name="Picture"/>
+                    <pic:cNvPr descr="request-01.png" id="22" name="Picture"/>
                     <pic:cNvPicPr>
                       <a:picLocks noChangeArrowheads="1" noChangeAspect="1"/>
                     </pic:cNvPicPr>
@@ -290,7 +290,7 @@
               <a:graphicData uri="http://schemas.openxmlformats.org/drawingml/2006/picture">
                 <pic:pic>
                   <pic:nvPicPr>
-                    <pic:cNvPr descr="D:\jcc\ebac-cientifico-datos\S07-SQL\M39-sql-avanzado\response-01.png" id="25" name="Picture"/>
+                    <pic:cNvPr descr="response-01.png" id="25" name="Picture"/>
                     <pic:cNvPicPr>
                       <a:picLocks noChangeArrowheads="1" noChangeAspect="1"/>
                     </pic:cNvPicPr>
@@ -348,7 +348,7 @@
               <a:graphicData uri="http://schemas.openxmlformats.org/drawingml/2006/picture">
                 <pic:pic>
                   <pic:nvPicPr>
-                    <pic:cNvPr descr="D:\jcc\ebac-cientifico-datos\S07-SQL\M39-sql-avanzado\request-01.png" id="27" name="Picture"/>
+                    <pic:cNvPr descr="request-01.png" id="27" name="Picture"/>
                     <pic:cNvPicPr>
                       <a:picLocks noChangeArrowheads="1" noChangeAspect="1"/>
                     </pic:cNvPicPr>
@@ -769,7 +769,7 @@
               <a:graphicData uri="http://schemas.openxmlformats.org/drawingml/2006/picture">
                 <pic:pic>
                   <pic:nvPicPr>
-                    <pic:cNvPr descr="D:\jcc\ebac-cientifico-datos\S07-SQL\M39-sql-avanzado\response-02.png" id="30" name="Picture"/>
+                    <pic:cNvPr descr="response-02.png" id="30" name="Picture"/>
                     <pic:cNvPicPr>
                       <a:picLocks noChangeArrowheads="1" noChangeAspect="1"/>
                     </pic:cNvPicPr>
@@ -1348,7 +1348,7 @@
               <a:graphicData uri="http://schemas.openxmlformats.org/drawingml/2006/picture">
                 <pic:pic>
                   <pic:nvPicPr>
-                    <pic:cNvPr descr="D:\jcc\ebac-cientifico-datos\S07-SQL\M39-sql-avanzado\response-03.png" id="33" name="Picture"/>
+                    <pic:cNvPr descr="response-03.png" id="33" name="Picture"/>
                     <pic:cNvPicPr>
                       <a:picLocks noChangeArrowheads="1" noChangeAspect="1"/>
                     </pic:cNvPicPr>
@@ -1406,7 +1406,7 @@
               <a:graphicData uri="http://schemas.openxmlformats.org/drawingml/2006/picture">
                 <pic:pic>
                   <pic:nvPicPr>
-                    <pic:cNvPr descr="D:\jcc\ebac-cientifico-datos\S07-SQL\M39-sql-avanzado\request-04.png" id="36" name="Picture"/>
+                    <pic:cNvPr descr="request-04.png" id="36" name="Picture"/>
                     <pic:cNvPicPr>
                       <a:picLocks noChangeArrowheads="1" noChangeAspect="1"/>
                     </pic:cNvPicPr>
@@ -1806,7 +1806,7 @@
               <a:graphicData uri="http://schemas.openxmlformats.org/drawingml/2006/picture">
                 <pic:pic>
                   <pic:nvPicPr>
-                    <pic:cNvPr descr="D:\jcc\ebac-cientifico-datos\S07-SQL\M39-sql-avanzado\response-04.png" id="39" name="Picture"/>
+                    <pic:cNvPr descr="response-04.png" id="39" name="Picture"/>
                     <pic:cNvPicPr>
                       <a:picLocks noChangeArrowheads="1" noChangeAspect="1"/>
                     </pic:cNvPicPr>
@@ -1864,7 +1864,7 @@
               <a:graphicData uri="http://schemas.openxmlformats.org/drawingml/2006/picture">
                 <pic:pic>
                   <pic:nvPicPr>
-                    <pic:cNvPr descr="D:\jcc\ebac-cientifico-datos\S07-SQL\M39-sql-avanzado\request-05.png" id="42" name="Picture"/>
+                    <pic:cNvPr descr="request-05.png" id="42" name="Picture"/>
                     <pic:cNvPicPr>
                       <a:picLocks noChangeArrowheads="1" noChangeAspect="1"/>
                     </pic:cNvPicPr>
@@ -2042,7 +2042,7 @@
               <a:graphicData uri="http://schemas.openxmlformats.org/drawingml/2006/picture">
                 <pic:pic>
                   <pic:nvPicPr>
-                    <pic:cNvPr descr="D:\jcc\ebac-cientifico-datos\S07-SQL\M39-sql-avanzado\response-05.png" id="45" name="Picture"/>
+                    <pic:cNvPr descr="response-05.png" id="45" name="Picture"/>
                     <pic:cNvPicPr>
                       <a:picLocks noChangeArrowheads="1" noChangeAspect="1"/>
                     </pic:cNvPicPr>
@@ -2100,7 +2100,7 @@
               <a:graphicData uri="http://schemas.openxmlformats.org/drawingml/2006/picture">
                 <pic:pic>
                   <pic:nvPicPr>
-                    <pic:cNvPr descr="D:\jcc\ebac-cientifico-datos\S07-SQL\M39-sql-avanzado\request-06.png" id="48" name="Picture"/>
+                    <pic:cNvPr descr="request-06.png" id="48" name="Picture"/>
                     <pic:cNvPicPr>
                       <a:picLocks noChangeArrowheads="1" noChangeAspect="1"/>
                     </pic:cNvPicPr>
@@ -2338,7 +2338,7 @@
               <a:graphicData uri="http://schemas.openxmlformats.org/drawingml/2006/picture">
                 <pic:pic>
                   <pic:nvPicPr>
-                    <pic:cNvPr descr="D:\jcc\ebac-cientifico-datos\S07-SQL\M39-sql-avanzado\response-06.png" id="51" name="Picture"/>
+                    <pic:cNvPr descr="response-06.png" id="51" name="Picture"/>
                     <pic:cNvPicPr>
                       <a:picLocks noChangeArrowheads="1" noChangeAspect="1"/>
                     </pic:cNvPicPr>
